--- a/componente metodologico/FRESH STYLE.docx
+++ b/componente metodologico/FRESH STYLE.docx
@@ -7,7 +7,19 @@
         <w:t>Nombre</w:t>
       </w:r>
       <w:r>
-        <w:t xml:space="preserve"> del proyecto: fresh style.</w:t>
+        <w:t xml:space="preserve"> del proyecto: </w:t>
+      </w:r>
+      <w:r>
+        <w:t>F</w:t>
+      </w:r>
+      <w:r>
+        <w:t xml:space="preserve">resh </w:t>
+      </w:r>
+      <w:r>
+        <w:t>S</w:t>
+      </w:r>
+      <w:r>
+        <w:t>tyle.</w:t>
       </w:r>
     </w:p>
     <w:p>
@@ -51,7 +63,15 @@
     <w:p/>
     <w:p>
       <w:r>
-        <w:t>Crear una pagina web de reservas para barberías</w:t>
+        <w:t xml:space="preserve">Crear una </w:t>
+      </w:r>
+      <w:proofErr w:type="spellStart"/>
+      <w:r>
+        <w:t>pagina</w:t>
+      </w:r>
+      <w:proofErr w:type="spellEnd"/>
+      <w:r>
+        <w:t xml:space="preserve"> web de reservas para barberías</w:t>
       </w:r>
       <w:r>
         <w:t>,</w:t>
@@ -116,7 +136,15 @@
     </w:p>
     <w:p>
       <w:r>
-        <w:t>Queremos causar un beneficio en la industria del cuidado personal ya que las paginas web en este sector es muy bajo.</w:t>
+        <w:t xml:space="preserve">Queremos causar un beneficio en la industria del cuidado personal ya que las </w:t>
+      </w:r>
+      <w:proofErr w:type="spellStart"/>
+      <w:r>
+        <w:t>paginas</w:t>
+      </w:r>
+      <w:proofErr w:type="spellEnd"/>
+      <w:r>
+        <w:t xml:space="preserve"> web en este sector es muy bajo.</w:t>
       </w:r>
     </w:p>
     <w:p>
@@ -162,8 +190,30 @@
     </w:p>
     <w:p>
       <w:r>
-        <w:t>La problemática es los turnos en las barberías ya que por mas que uno pida turnos a su barbero de confianza siempre se tiene que esperar por problemas del barbero como retrasos en su tiempo, por eso creamos fresh style</w:t>
-      </w:r>
+        <w:lastRenderedPageBreak/>
+        <w:t xml:space="preserve">La problemática es los turnos en las barberías ya que por </w:t>
+      </w:r>
+      <w:proofErr w:type="spellStart"/>
+      <w:r>
+        <w:t>mas</w:t>
+      </w:r>
+      <w:proofErr w:type="spellEnd"/>
+      <w:r>
+        <w:t xml:space="preserve"> que uno pida turnos a su barbero de confianza siempre se tiene que esperar por problemas del barbero como retrasos en su tiempo, por eso creamos </w:t>
+      </w:r>
+      <w:proofErr w:type="spellStart"/>
+      <w:r>
+        <w:t>fresh</w:t>
+      </w:r>
+      <w:proofErr w:type="spellEnd"/>
+      <w:r>
+        <w:t xml:space="preserve"> </w:t>
+      </w:r>
+      <w:proofErr w:type="spellStart"/>
+      <w:r>
+        <w:t>style</w:t>
+      </w:r>
+      <w:proofErr w:type="spellEnd"/>
       <w:r>
         <w:t xml:space="preserve"> un aplicativo web en el cual puedes apartar turnos y no pierdes tiempo en filas de 30min o 1hora y si un cliente reporta retraso de 10min en la aplicación el barbero paga una multa y en el caso contrario si l</w:t>
       </w:r>
